--- a/public/assets/template/docx/surat_sktm_jamkes_diy.docx
+++ b/public/assets/template/docx/surat_sktm_jamkes_diy.docx
@@ -73,15 +73,15 @@
         <w:pStyle w:val="BodyText"/>
       </w:pPr>
       <w:r>
-        <w:t xml:space="preserve">KABUPATEN $NAMA_KAB</w:t>
-      </w:r>
-    </w:p>
-    <w:p>
-      <w:pPr>
-        <w:pStyle w:val="BodyText"/>
-      </w:pPr>
-      <w:r>
-        <w:t xml:space="preserve">KAPANEWON $NAMA_KEC</w:t>
+        <w:t xml:space="preserve">KABUPATEN ${NAMA_KAB}</w:t>
+      </w:r>
+    </w:p>
+    <w:p>
+      <w:pPr>
+        <w:pStyle w:val="BodyText"/>
+      </w:pPr>
+      <w:r>
+        <w:t xml:space="preserve">KAPANEWON ${NAMA_KEC}</w:t>
       </w:r>
     </w:p>
     <w:p>
@@ -93,15 +93,15 @@
           <w:b/>
           <w:bCs/>
         </w:rPr>
-        <w:t xml:space="preserve">PEMERINTAH KALURAHAN $NAMA_DES</w:t>
-      </w:r>
-    </w:p>
-    <w:p>
-      <w:pPr>
-        <w:pStyle w:val="BodyText"/>
-      </w:pPr>
-      <w:r>
-        <w:t xml:space="preserve">$NAMA_DESA_JAWA</w:t>
+        <w:t xml:space="preserve">PEMERINTAH KALURAHAN ${NAMA_DES}</w:t>
+      </w:r>
+    </w:p>
+    <w:p>
+      <w:pPr>
+        <w:pStyle w:val="BodyText"/>
+      </w:pPr>
+      <w:r>
+        <w:t xml:space="preserve">${NAMA_DESA_JAWA}</w:t>
       </w:r>
       <w:r>
         <w:drawing>
@@ -152,15 +152,15 @@
         <w:pStyle w:val="BodyText"/>
       </w:pPr>
       <w:r>
-        <w:t xml:space="preserve">$ALAMAT_DES</w:t>
-      </w:r>
-    </w:p>
-    <w:p>
-      <w:pPr>
-        <w:pStyle w:val="BodyText"/>
-      </w:pPr>
-      <w:r>
-        <w:t xml:space="preserve">Posel : $ALAMAT_MAIL</w:t>
+        <w:t xml:space="preserve">${ALAMAT_DES}</w:t>
+      </w:r>
+    </w:p>
+    <w:p>
+      <w:pPr>
+        <w:pStyle w:val="BodyText"/>
+      </w:pPr>
+      <w:r>
+        <w:t xml:space="preserve">Posel : ${ALAMAT_MAIL}</w:t>
       </w:r>
     </w:p>
     <w:p>
@@ -181,63 +181,63 @@
         <w:pStyle w:val="BodyText"/>
       </w:pPr>
       <w:r>
-        <w:t xml:space="preserve">Nomor : $NOMOR_SURAT /$KODE_DESA /$TAHUN</w:t>
-      </w:r>
-    </w:p>
-    <w:p>
-      <w:pPr>
-        <w:pStyle w:val="BodyText"/>
-      </w:pPr>
-      <w:r>
-        <w:t xml:space="preserve">Yang bertanda tangan dibawah ini, Lurah $NAMA_DES, Kapanewon $NAMA_KEC, Kabupaten $NAMA_KAB. Menerangkan dengan sesungguhnya bahwa :</w:t>
-      </w:r>
-    </w:p>
-    <w:p>
-      <w:pPr>
-        <w:pStyle w:val="BodyText"/>
-      </w:pPr>
-      <w:r>
-        <w:t xml:space="preserve">Nama : $NAMA</w:t>
-      </w:r>
-    </w:p>
-    <w:p>
-      <w:pPr>
-        <w:pStyle w:val="BodyText"/>
-      </w:pPr>
-      <w:r>
-        <w:t xml:space="preserve">NIK : $NIK</w:t>
-      </w:r>
-    </w:p>
-    <w:p>
-      <w:pPr>
-        <w:pStyle w:val="BodyText"/>
-      </w:pPr>
-      <w:r>
-        <w:t xml:space="preserve">Nomor KK : $NO_KK</w:t>
-      </w:r>
-    </w:p>
-    <w:p>
-      <w:pPr>
-        <w:pStyle w:val="BodyText"/>
-      </w:pPr>
-      <w:r>
-        <w:t xml:space="preserve">Tempat, Tgl Lahir : $TTL</w:t>
-      </w:r>
-    </w:p>
-    <w:p>
-      <w:pPr>
-        <w:pStyle w:val="BodyText"/>
-      </w:pPr>
-      <w:r>
-        <w:t xml:space="preserve">Jenis Kelamin : $SEX</w:t>
-      </w:r>
-    </w:p>
-    <w:p>
-      <w:pPr>
-        <w:pStyle w:val="BodyText"/>
-      </w:pPr>
-      <w:r>
-        <w:t xml:space="preserve">Alamat : $ALAMAT,</w:t>
+        <w:t xml:space="preserve">Nomor : ${NOMOR_SURAT} /${KODE_DESA} /${TAHUN}</w:t>
+      </w:r>
+    </w:p>
+    <w:p>
+      <w:pPr>
+        <w:pStyle w:val="BodyText"/>
+      </w:pPr>
+      <w:r>
+        <w:t xml:space="preserve">Yang bertanda tangan dibawah ini, Lurah ${NAMA_DES}, Kapanewon ${NAMA_KEC}, Kabupaten ${NAMA_KAB}. Menerangkan dengan sesungguhnya bahwa :</w:t>
+      </w:r>
+    </w:p>
+    <w:p>
+      <w:pPr>
+        <w:pStyle w:val="BodyText"/>
+      </w:pPr>
+      <w:r>
+        <w:t xml:space="preserve">Nama : ${NAMA}</w:t>
+      </w:r>
+    </w:p>
+    <w:p>
+      <w:pPr>
+        <w:pStyle w:val="BodyText"/>
+      </w:pPr>
+      <w:r>
+        <w:t xml:space="preserve">NIK : ${NIK}</w:t>
+      </w:r>
+    </w:p>
+    <w:p>
+      <w:pPr>
+        <w:pStyle w:val="BodyText"/>
+      </w:pPr>
+      <w:r>
+        <w:t xml:space="preserve">Nomor KK : ${NO_KK}</w:t>
+      </w:r>
+    </w:p>
+    <w:p>
+      <w:pPr>
+        <w:pStyle w:val="BodyText"/>
+      </w:pPr>
+      <w:r>
+        <w:t xml:space="preserve">Tempat, Tgl Lahir : ${TTL}</w:t>
+      </w:r>
+    </w:p>
+    <w:p>
+      <w:pPr>
+        <w:pStyle w:val="BodyText"/>
+      </w:pPr>
+      <w:r>
+        <w:t xml:space="preserve">Jenis Kelamin : ${SEX}</w:t>
+      </w:r>
+    </w:p>
+    <w:p>
+      <w:pPr>
+        <w:pStyle w:val="BodyText"/>
+      </w:pPr>
+      <w:r>
+        <w:t xml:space="preserve">Alamat : ${ALAMAT},</w:t>
       </w:r>
       <w:r>
         <w:t xml:space="preserve"> </w:t>
@@ -251,39 +251,39 @@
         <w:t xml:space="preserve"> </w:t>
       </w:r>
       <w:r>
-        <w:t xml:space="preserve">$NAMA_DES, Kapanewon $NAMA_KEC, Kabupaten $NAMA_KAB</w:t>
-      </w:r>
-    </w:p>
-    <w:p>
-      <w:pPr>
-        <w:pStyle w:val="BodyText"/>
-      </w:pPr>
-      <w:r>
-        <w:t xml:space="preserve">Pekerjaan : $PEKERJAAN</w:t>
-      </w:r>
-    </w:p>
-    <w:p>
-      <w:pPr>
-        <w:pStyle w:val="BodyText"/>
-      </w:pPr>
-      <w:r>
-        <w:t xml:space="preserve">Status Perkawinan : $STATUS_KAWIN</w:t>
-      </w:r>
-    </w:p>
-    <w:p>
-      <w:pPr>
-        <w:pStyle w:val="BodyText"/>
-      </w:pPr>
-      <w:r>
-        <w:t xml:space="preserve">Agama : $AGAMA</w:t>
-      </w:r>
-    </w:p>
-    <w:p>
-      <w:pPr>
-        <w:pStyle w:val="BodyText"/>
-      </w:pPr>
-      <w:r>
-        <w:t xml:space="preserve">Orang tersebut adalah warga Kalurahan $NAMA_DES, Kapanewon $NAMA_KEC, Kabupaten $NAMA_KAB, Daerah Istimewa Yogyakarta. Menurut pengamatan kami dan data dilapangan orang tersebut diatas adalah termasuk</w:t>
+        <w:t xml:space="preserve">${NAMA_DES}, Kapanewon ${NAMA_KEC}, Kabupaten ${NAMA_KAB}</w:t>
+      </w:r>
+    </w:p>
+    <w:p>
+      <w:pPr>
+        <w:pStyle w:val="BodyText"/>
+      </w:pPr>
+      <w:r>
+        <w:t xml:space="preserve">Pekerjaan : ${PEKERJAAN}</w:t>
+      </w:r>
+    </w:p>
+    <w:p>
+      <w:pPr>
+        <w:pStyle w:val="BodyText"/>
+      </w:pPr>
+      <w:r>
+        <w:t xml:space="preserve">Status Perkawinan : ${STATUS_KAWIN}</w:t>
+      </w:r>
+    </w:p>
+    <w:p>
+      <w:pPr>
+        <w:pStyle w:val="BodyText"/>
+      </w:pPr>
+      <w:r>
+        <w:t xml:space="preserve">Agama : ${AGAMA}</w:t>
+      </w:r>
+    </w:p>
+    <w:p>
+      <w:pPr>
+        <w:pStyle w:val="BodyText"/>
+      </w:pPr>
+      <w:r>
+        <w:t xml:space="preserve">Orang tersebut adalah warga Kalurahan ${NAMA_DES}, Kapanewon ${NAMA_KEC}, Kabupaten ${NAMA_KAB}, Daerah Istimewa Yogyakarta. Menurut pengamatan kami dan data dilapangan orang tersebut diatas adalah termasuk</w:t>
       </w:r>
       <w:r>
         <w:t xml:space="preserve"> </w:t>
@@ -398,7 +398,7 @@
               <w:pStyle w:val="FirstParagraph"/>
             </w:pPr>
             <w:r>
-              <w:t xml:space="preserve">$NAMA_DES, $TGL_SURAT</w:t>
+              <w:t xml:space="preserve">${NAMA_DES}, ${TGL_SURAT}</w:t>
             </w:r>
           </w:p>
           <w:p>
@@ -406,7 +406,7 @@
               <w:pStyle w:val="BodyText"/>
             </w:pPr>
             <w:r>
-              <w:t xml:space="preserve">$JABATAN,</w:t>
+              <w:t xml:space="preserve">${JABATAN},</w:t>
             </w:r>
           </w:p>
           <w:p>
@@ -414,7 +414,7 @@
               <w:pStyle w:val="BodyText"/>
             </w:pPr>
             <w:r>
-              <w:t xml:space="preserve">$NAMA_PAMONG</w:t>
+              <w:t xml:space="preserve">${NAMA_PAMONG}</w:t>
             </w:r>
           </w:p>
         </w:tc>
